--- a/eng/docx/014.content.docx
+++ b/eng/docx/014.content.docx
@@ -166,13 +166,6 @@
       </w:r>
       <w:r>
         <w:rPr>
-          <w:i/>
-          <w:lang w:val="en_US" w:bidi="en_US"/>
-        </w:rPr>
-        <w:t>Naam, Naamah (Person), Naamah (Place), Naaman, Naamathite, Naamite, Naarah (Person), Naarah (Place), Naarai, Naaran, Naarath, Naashon, Naasson, Nabal, Nabataeans, Nabateans, Naboth, Nachon, Nachor, Nacon, Nadab, Nag Hammadi Manuscripts, Naggai, Nagge, Nahalal, Nahaliel, Nahallal, Nahalol, Naham, Nahamani, Naharai, Nahash, Nahath, Nahbi, Nahor (Person), Nahor (Place), Nahshon, Nahum (Person), Nain, Naioth, Nanea, Naomi, Naphath-Dor, Naphish, Naphoth-Dor, Naphtali (Person), Naphtali, Mount of, Naphtali, Tribe of, Naphtuhim, Naphtuhites, Narcissus (Person), Narcissus (Plant), Nard, Spikenard, Nathan, Nathan-Melech, Nathanael, Nations, Natural Man, Naum, Nazarene, Nazarenes, Nazareth, Nazarite, Nazirite, Neah, Neapolis, Neariah, Nebai, Nebaioth, Neballat, Nebat, Nebo (Deity), Nebo (Person), Nebo (Place), Nebuchadnezzar, Nebuchadrezzar, Nebushasban, Nebushazban, Nebuzaradan, Necho, Nechoh, Neco, Necoh, Necklace, Necromancer, Necromancy, Nedabiah, Needle, Negeb, Negev, Neginah, Neginoth, Nehelamite, Nehemiah (Person), Nehiloth, Nehum, Nehushta, Nehushtan, Neiel, Neighbor, Nekeb, Nekoda, Nemuel, Nemuelite, Nepheg, Nephilim, Nephish, Nephishesim, Nephisim, Nephthalim, Nephtoah, Waters of, Nephushesim, Nephusim, Nephussim, Nepthalim, Ner, Nereus, Nergal, Nergal-Sharezer, Neri, Neriah, Nero, Net, Netaim, Nethaneel, Nethanel, Nethaniah, Nethinim, Netophah, Netophathite, Nettle, New, New Birth, New Birth, New Commandment, New Covenant, New Creation, New Creature, New Gate, New Heavens and New Earth, New Jerusalem, New Jerusalem, New Man, New Person, New Moon, New Testament, New Testament Canon, New Testament Chronology, Neziah, Nezib, Nibhaz, Nibshan, Nicanor, Nicodemus, Nicolaitans, Nicolas, Nicolaus, Nicopolis, Niger, Night, Night Hag, Night Hawk, Night Monster, Nile River, Nimrah, Nimrim, Waters of, Nimrod, Nimshi, Nineveh, Ninevite, Nisan, Nisroch, No, No-Amon, Noadiah, Noah, Noah's Ark, Nob, Nobah (Person), Nobah (Place), Nod, Nodab, Nodabites, Noe, Nogah, Nohah (Person), Nohah (Place), Non, Noph, Nophah, North, North Country, Northeaster, Not Loved, Not Pitied, Not My People, Numbers and Numerology, Numbers, Book of, Numenius, Nun, Nurse, Nurture, Nut, Nuzi, Nuzi Tablets, Nympha</w:t>
-      </w:r>
-      <w:r>
-        <w:rPr>
           <w:lang w:val="en_US" w:bidi="en_US"/>
         </w:rPr>
       </w:r>
@@ -8316,7 +8309,7 @@
         <w:rPr>
           <w:lang w:val="en_US" w:bidi="en_US"/>
         </w:rPr>
-        <w:t xml:space="preserve">). Nathan was Solomon’s older brother. He appears in the apocalyptic oracle (prophecy about the future) of </w:t>
+        <w:t>). Nathan was Solomon’s older brother. Nathan is mentioned in Zechariah's prophecy about the future repentance of the inhabitants of Jerusalem (</w:t>
       </w:r>
       <w:hyperlink r:id="rId168">
         <w:r>
@@ -8327,7 +8320,7 @@
             <w:color w:val="0000EE"/>
             <w:u w:val="single"/>
           </w:rPr>
-          <w:t xml:space="preserve">Zechariah 12:12. </w:t>
+          <w:t xml:space="preserve">Zechariah 12:12). </w:t>
         </w:r>
       </w:hyperlink>
       <w:r>
@@ -8596,7 +8589,7 @@
         <w:rPr>
           <w:lang w:val="en_US" w:bidi="en_US"/>
         </w:rPr>
-        <w:t>A prophet named Nathan came to talk to David. Nathan was brave. He told David a story (parable) about a rich man who took a poor man's only sheep. This story made David very angry at the rich man (</w:t>
+        <w:t>Nathan came to talk to David. Nathan was brave. He told David a story (parable) about a rich man who took a poor man's only sheep. This story made David very angry at the rich man (</w:t>
       </w:r>
       <w:hyperlink r:id="rId175">
         <w:r>
@@ -9048,7 +9041,13 @@
         <w:rPr>
           <w:lang w:val="en_US" w:bidi="en_US"/>
         </w:rPr>
-        <w:t>A delegation sent by Ezra to secure Levitical reinforcements for the Israelites returning to Jerusalem (</w:t>
+        <w:t>One of the men sent by Ezra to secure Levitical reinforcements for the Israelites returning to Jerusalem</w:t>
+      </w:r>
+      <w:r>
+        <w:rPr>
+          <w:lang w:val="en_US" w:bidi="en_US"/>
+        </w:rPr>
+        <w:t xml:space="preserve"> (</w:t>
       </w:r>
       <w:hyperlink r:id="rId190">
         <w:r>
@@ -9084,7 +9083,20 @@
         <w:rPr>
           <w:lang w:val="en_US" w:bidi="en_US"/>
         </w:rPr>
-        <w:t>). But, "Nathan," meaning "gift," was a very common name.</w:t>
+        <w:t xml:space="preserve">). But the name </w:t>
+      </w:r>
+      <w:r>
+        <w:rPr>
+          <w:i/>
+          <w:lang w:val="en_US" w:bidi="en_US"/>
+        </w:rPr>
+        <w:t>Nathan,</w:t>
+      </w:r>
+      <w:r>
+        <w:rPr>
+          <w:lang w:val="en_US" w:bidi="en_US"/>
+        </w:rPr>
+        <w:t xml:space="preserve"> meaning "gift," was a very common name.</w:t>
       </w:r>
       <w:r>
         <w:rPr>

--- a/eng/docx/014.content.docx
+++ b/eng/docx/014.content.docx
@@ -150,19 +150,6 @@
           <w:lang w:val="en_US" w:bidi="en_US"/>
         </w:rPr>
         <w:t>N</w:t>
-      </w:r>
-      <w:r>
-        <w:rPr>
-          <w:lang w:val="en_US" w:bidi="en_US"/>
-        </w:rPr>
-      </w:r>
-    </w:p>
-    <w:p>
-      <w:pPr/>
-      <w:r>
-        <w:rPr>
-          <w:lang w:val="en_US" w:bidi="en_US"/>
-        </w:rPr>
       </w:r>
       <w:r>
         <w:rPr>

--- a/eng/docx/014.content.docx
+++ b/eng/docx/014.content.docx
@@ -19,7 +19,7 @@
         <w:rPr>
           <w:lang w:val="en_US" w:bidi="en_US"/>
         </w:rPr>
-        <w:t>Resource: Bible Dictionary (Tyndale)</w:t>
+        <w:t>Resource: Tyndale Open Bible Dictionary</w:t>
       </w:r>
       <w:r>
         <w:rPr>
@@ -112,7 +112,7 @@
         <w:rPr>
           <w:lang w:val="en_US" w:bidi="en_US"/>
         </w:rPr>
-        <w:t>Bible Dictionary (Tyndale)</w:t>
+        <w:t>Tyndale Open Bible Dictionary</w:t>
       </w:r>
     </w:p>
     <w:p>

--- a/eng/docx/014.content.docx
+++ b/eng/docx/014.content.docx
@@ -6376,26 +6376,26 @@
         <w:rPr>
           <w:lang w:val="en_US" w:bidi="en_US"/>
         </w:rPr>
-        <w:t>Naphath-Dor</w:t>
-      </w:r>
-      <w:r>
-        <w:rPr>
-          <w:lang w:val="en_US" w:bidi="en_US"/>
-        </w:rPr>
-      </w:r>
-    </w:p>
-    <w:p>
-      <w:pPr/>
-      <w:r>
-        <w:rPr>
-          <w:lang w:val="en_US" w:bidi="en_US"/>
-        </w:rPr>
-      </w:r>
-      <w:r>
-        <w:rPr>
-          <w:lang w:val="en_US" w:bidi="en_US"/>
-        </w:rPr>
-        <w:t xml:space="preserve">Region or town identified with Dor, a site on the Mediterranean coast, in </w:t>
+        <w:t>Naphath-dor</w:t>
+      </w:r>
+      <w:r>
+        <w:rPr>
+          <w:lang w:val="en_US" w:bidi="en_US"/>
+        </w:rPr>
+      </w:r>
+    </w:p>
+    <w:p>
+      <w:pPr/>
+      <w:r>
+        <w:rPr>
+          <w:lang w:val="en_US" w:bidi="en_US"/>
+        </w:rPr>
+      </w:r>
+      <w:r>
+        <w:rPr>
+          <w:lang w:val="en_US" w:bidi="en_US"/>
+        </w:rPr>
+        <w:t xml:space="preserve">A region or town identified with Dor, a site on the Mediterranean coast, in </w:t>
       </w:r>
       <w:hyperlink r:id="rId120">
         <w:r>
@@ -6433,6 +6433,14 @@
         </w:rPr>
         <w:t xml:space="preserve">. </w:t>
       </w:r>
+    </w:p>
+    <w:p>
+      <w:pPr/>
+      <w:r>
+        <w:rPr>
+          <w:lang w:val="en_US" w:bidi="en_US"/>
+        </w:rPr>
+      </w:r>
       <w:r>
         <w:rPr>
           <w:i/>
@@ -6678,6 +6686,117 @@
         <w:rPr>
           <w:lang w:val="en_US" w:bidi="en_US"/>
         </w:rPr>
+        <w:t>Naphtali, Mount of</w:t>
+      </w:r>
+      <w:r>
+        <w:rPr>
+          <w:lang w:val="en_US" w:bidi="en_US"/>
+        </w:rPr>
+      </w:r>
+    </w:p>
+    <w:p>
+      <w:pPr/>
+      <w:r>
+        <w:rPr>
+          <w:lang w:val="en_US" w:bidi="en_US"/>
+        </w:rPr>
+      </w:r>
+      <w:r>
+        <w:rPr>
+          <w:lang w:val="en_US" w:bidi="en_US"/>
+        </w:rPr>
+        <w:t>Hill country comprising the majority of Naphtali’s territory, in which the town of Kedesh was set apart as a city of refuge (</w:t>
+      </w:r>
+      <w:hyperlink r:id="rId126">
+        <w:r>
+          <w:rPr>
+            <w:lang w:val="en_US" w:bidi="en_US"/>
+          </w:rPr>
+          <w:rPr>
+            <w:color w:val="0000EE"/>
+            <w:u w:val="single"/>
+          </w:rPr>
+          <w:t>Jos 20:7</w:t>
+        </w:r>
+      </w:hyperlink>
+      <w:r>
+        <w:rPr>
+          <w:lang w:val="en_US" w:bidi="en_US"/>
+        </w:rPr>
+        <w:t>).</w:t>
+      </w:r>
+    </w:p>
+    <w:p>
+      <w:pPr/>
+      <w:r>
+        <w:rPr>
+          <w:lang w:val="en_US" w:bidi="en_US"/>
+        </w:rPr>
+      </w:r>
+      <w:r>
+        <w:rPr>
+          <w:i/>
+          <w:lang w:val="en_US" w:bidi="en_US"/>
+        </w:rPr>
+        <w:t>See also</w:t>
+      </w:r>
+      <w:r>
+        <w:rPr>
+          <w:lang w:val="en_US" w:bidi="en_US"/>
+        </w:rPr>
+        <w:t xml:space="preserve"> </w:t>
+      </w:r>
+      <w:r>
+        <w:rPr>
+          <w:lang w:val="en_US" w:bidi="en_US"/>
+        </w:rPr>
+        <w:t>Cities of Refuge</w:t>
+      </w:r>
+      <w:r>
+        <w:rPr>
+          <w:lang w:val="en_US" w:bidi="en_US"/>
+        </w:rPr>
+        <w:t xml:space="preserve">; </w:t>
+      </w:r>
+      <w:r>
+        <w:rPr>
+          <w:lang w:val="en_US" w:bidi="en_US"/>
+        </w:rPr>
+        <w:t>Naphtali, Tribe of</w:t>
+      </w:r>
+      <w:r>
+        <w:rPr>
+          <w:lang w:val="en_US" w:bidi="en_US"/>
+        </w:rPr>
+        <w:t>.</w:t>
+      </w:r>
+      <w:r>
+        <w:rPr>
+          <w:lang w:val="en_US" w:bidi="en_US"/>
+        </w:rPr>
+      </w:r>
+      <w:r>
+        <w:rPr>
+          <w:lang w:val="en_US" w:bidi="en_US"/>
+        </w:rPr>
+      </w:r>
+    </w:p>
+    <w:p>
+      <w:pPr/>
+      <w:r>
+        <w:rPr>
+          <w:lang w:val="en_US" w:bidi="en_US"/>
+        </w:rPr>
+      </w:r>
+    </w:p>
+    <w:p>
+      <w:pPr>
+        <w:pStyle w:val="Heading2"/>
+      </w:pPr>
+      <w:r>
+        <w:rPr>
+          <w:lang w:val="en_US" w:bidi="en_US"/>
+        </w:rPr>
         <w:t>Naphtali (Person)</w:t>
       </w:r>
       <w:r>
@@ -6699,7 +6818,7 @@
         </w:rPr>
         <w:t>One of Jacob’s 12 sons (</w:t>
       </w:r>
-      <w:hyperlink r:id="rId126">
+      <w:hyperlink r:id="rId127">
         <w:r>
           <w:rPr>
             <w:lang w:val="en_US" w:bidi="en_US"/>
@@ -6717,7 +6836,7 @@
         </w:rPr>
         <w:t xml:space="preserve">; </w:t>
       </w:r>
-      <w:hyperlink r:id="rId127">
+      <w:hyperlink r:id="rId128">
         <w:r>
           <w:rPr>
             <w:lang w:val="en_US" w:bidi="en_US"/>
@@ -6747,7 +6866,7 @@
         </w:rPr>
         <w:t>" (</w:t>
       </w:r>
-      <w:hyperlink r:id="rId128">
+      <w:hyperlink r:id="rId129">
         <w:r>
           <w:rPr>
             <w:lang w:val="en_US" w:bidi="en_US"/>
@@ -6765,7 +6884,7 @@
         </w:rPr>
         <w:t>). Naphtali eventually moved his family with Jacob to Egypt (</w:t>
       </w:r>
-      <w:hyperlink r:id="rId129">
+      <w:hyperlink r:id="rId130">
         <w:r>
           <w:rPr>
             <w:lang w:val="en_US" w:bidi="en_US"/>
@@ -6783,7 +6902,7 @@
         </w:rPr>
         <w:t xml:space="preserve">; </w:t>
       </w:r>
-      <w:hyperlink r:id="rId130">
+      <w:hyperlink r:id="rId131">
         <w:r>
           <w:rPr>
             <w:lang w:val="en_US" w:bidi="en_US"/>
@@ -6801,7 +6920,7 @@
         </w:rPr>
         <w:t>). He had four sons (</w:t>
       </w:r>
-      <w:hyperlink r:id="rId131">
+      <w:hyperlink r:id="rId132">
         <w:r>
           <w:rPr>
             <w:lang w:val="en_US" w:bidi="en_US"/>
@@ -6819,7 +6938,7 @@
         </w:rPr>
         <w:t xml:space="preserve">; </w:t>
       </w:r>
-      <w:hyperlink r:id="rId132">
+      <w:hyperlink r:id="rId133">
         <w:r>
           <w:rPr>
             <w:lang w:val="en_US" w:bidi="en_US"/>
@@ -6837,7 +6956,7 @@
         </w:rPr>
         <w:t>). His descendants became one of the 12 tribes of Israel (</w:t>
       </w:r>
-      <w:hyperlink r:id="rId133">
+      <w:hyperlink r:id="rId134">
         <w:r>
           <w:rPr>
             <w:lang w:val="en_US" w:bidi="en_US"/>
@@ -6875,117 +6994,6 @@
           <w:lang w:val="en_US" w:bidi="en_US"/>
         </w:rPr>
         <w:t xml:space="preserve"> </w:t>
-      </w:r>
-      <w:r>
-        <w:rPr>
-          <w:lang w:val="en_US" w:bidi="en_US"/>
-        </w:rPr>
-        <w:t>Naphtali, Tribe of</w:t>
-      </w:r>
-      <w:r>
-        <w:rPr>
-          <w:lang w:val="en_US" w:bidi="en_US"/>
-        </w:rPr>
-        <w:t>.</w:t>
-      </w:r>
-      <w:r>
-        <w:rPr>
-          <w:lang w:val="en_US" w:bidi="en_US"/>
-        </w:rPr>
-      </w:r>
-      <w:r>
-        <w:rPr>
-          <w:lang w:val="en_US" w:bidi="en_US"/>
-        </w:rPr>
-      </w:r>
-    </w:p>
-    <w:p>
-      <w:pPr/>
-      <w:r>
-        <w:rPr>
-          <w:lang w:val="en_US" w:bidi="en_US"/>
-        </w:rPr>
-      </w:r>
-    </w:p>
-    <w:p>
-      <w:pPr>
-        <w:pStyle w:val="Heading2"/>
-      </w:pPr>
-      <w:r>
-        <w:rPr>
-          <w:lang w:val="en_US" w:bidi="en_US"/>
-        </w:rPr>
-        <w:t>Naphtali, Mount of</w:t>
-      </w:r>
-      <w:r>
-        <w:rPr>
-          <w:lang w:val="en_US" w:bidi="en_US"/>
-        </w:rPr>
-      </w:r>
-    </w:p>
-    <w:p>
-      <w:pPr/>
-      <w:r>
-        <w:rPr>
-          <w:lang w:val="en_US" w:bidi="en_US"/>
-        </w:rPr>
-      </w:r>
-      <w:r>
-        <w:rPr>
-          <w:lang w:val="en_US" w:bidi="en_US"/>
-        </w:rPr>
-        <w:t>Hill country comprising the majority of Naphtali’s territory, in which the town of Kedesh was set apart as a city of refuge (</w:t>
-      </w:r>
-      <w:hyperlink r:id="rId134">
-        <w:r>
-          <w:rPr>
-            <w:lang w:val="en_US" w:bidi="en_US"/>
-          </w:rPr>
-          <w:rPr>
-            <w:color w:val="0000EE"/>
-            <w:u w:val="single"/>
-          </w:rPr>
-          <w:t>Jos 20:7</w:t>
-        </w:r>
-      </w:hyperlink>
-      <w:r>
-        <w:rPr>
-          <w:lang w:val="en_US" w:bidi="en_US"/>
-        </w:rPr>
-        <w:t>).</w:t>
-      </w:r>
-    </w:p>
-    <w:p>
-      <w:pPr/>
-      <w:r>
-        <w:rPr>
-          <w:lang w:val="en_US" w:bidi="en_US"/>
-        </w:rPr>
-      </w:r>
-      <w:r>
-        <w:rPr>
-          <w:i/>
-          <w:lang w:val="en_US" w:bidi="en_US"/>
-        </w:rPr>
-        <w:t>See also</w:t>
-      </w:r>
-      <w:r>
-        <w:rPr>
-          <w:lang w:val="en_US" w:bidi="en_US"/>
-        </w:rPr>
-        <w:t xml:space="preserve"> </w:t>
-      </w:r>
-      <w:r>
-        <w:rPr>
-          <w:lang w:val="en_US" w:bidi="en_US"/>
-        </w:rPr>
-        <w:t>Cities of Refuge</w:t>
-      </w:r>
-      <w:r>
-        <w:rPr>
-          <w:lang w:val="en_US" w:bidi="en_US"/>
-        </w:rPr>
-        <w:t xml:space="preserve">; </w:t>
       </w:r>
       <w:r>
         <w:rPr>
@@ -8300,26 +8308,26 @@
         <w:rPr>
           <w:lang w:val="en_US" w:bidi="en_US"/>
         </w:rPr>
-        <w:t>Nathan-Melech</w:t>
-      </w:r>
-      <w:r>
-        <w:rPr>
-          <w:lang w:val="en_US" w:bidi="en_US"/>
-        </w:rPr>
-      </w:r>
-    </w:p>
-    <w:p>
-      <w:pPr/>
-      <w:r>
-        <w:rPr>
-          <w:lang w:val="en_US" w:bidi="en_US"/>
-        </w:rPr>
-      </w:r>
-      <w:r>
-        <w:rPr>
-          <w:lang w:val="en_US" w:bidi="en_US"/>
-        </w:rPr>
-        <w:t>Official during King Josiah’s reign. Horses for sun worship were kept near his quarters but were removed by Josiah (</w:t>
+        <w:t>Nathanael</w:t>
+      </w:r>
+      <w:r>
+        <w:rPr>
+          <w:lang w:val="en_US" w:bidi="en_US"/>
+        </w:rPr>
+      </w:r>
+    </w:p>
+    <w:p>
+      <w:pPr/>
+      <w:r>
+        <w:rPr>
+          <w:lang w:val="en_US" w:bidi="en_US"/>
+        </w:rPr>
+      </w:r>
+      <w:r>
+        <w:rPr>
+          <w:lang w:val="en_US" w:bidi="en_US"/>
+        </w:rPr>
+        <w:t>A Jew from Cana of Galilee whom Jesus called to be a disciple (</w:t>
       </w:r>
       <w:hyperlink r:id="rId170">
         <w:r>
@@ -8330,62 +8338,14 @@
             <w:color w:val="0000EE"/>
             <w:u w:val="single"/>
           </w:rPr>
-          <w:t>2 Kgs 23:11</w:t>
-        </w:r>
-      </w:hyperlink>
-      <w:r>
-        <w:rPr>
-          <w:lang w:val="en_US" w:bidi="en_US"/>
-        </w:rPr>
-        <w:t>).</w:t>
-      </w:r>
-      <w:r>
-        <w:rPr>
-          <w:lang w:val="en_US" w:bidi="en_US"/>
-        </w:rPr>
-      </w:r>
-      <w:r>
-        <w:rPr>
-          <w:lang w:val="en_US" w:bidi="en_US"/>
-        </w:rPr>
-      </w:r>
-    </w:p>
-    <w:p>
-      <w:pPr/>
-      <w:r>
-        <w:rPr>
-          <w:lang w:val="en_US" w:bidi="en_US"/>
-        </w:rPr>
-      </w:r>
-    </w:p>
-    <w:p>
-      <w:pPr>
-        <w:pStyle w:val="Heading2"/>
-      </w:pPr>
-      <w:r>
-        <w:rPr>
-          <w:lang w:val="en_US" w:bidi="en_US"/>
-        </w:rPr>
-        <w:t>Nathanael</w:t>
-      </w:r>
-      <w:r>
-        <w:rPr>
-          <w:lang w:val="en_US" w:bidi="en_US"/>
-        </w:rPr>
-      </w:r>
-    </w:p>
-    <w:p>
-      <w:pPr/>
-      <w:r>
-        <w:rPr>
-          <w:lang w:val="en_US" w:bidi="en_US"/>
-        </w:rPr>
-      </w:r>
-      <w:r>
-        <w:rPr>
-          <w:lang w:val="en_US" w:bidi="en_US"/>
-        </w:rPr>
-        <w:t>A Jew from Cana of Galilee whom Jesus called to be a disciple (</w:t>
+          <w:t>John 1:45–50</w:t>
+        </w:r>
+      </w:hyperlink>
+      <w:r>
+        <w:rPr>
+          <w:lang w:val="en_US" w:bidi="en_US"/>
+        </w:rPr>
+        <w:t xml:space="preserve">; </w:t>
       </w:r>
       <w:hyperlink r:id="rId171">
         <w:r>
@@ -8396,14 +8356,14 @@
             <w:color w:val="0000EE"/>
             <w:u w:val="single"/>
           </w:rPr>
-          <w:t>John 1:45–50</w:t>
-        </w:r>
-      </w:hyperlink>
-      <w:r>
-        <w:rPr>
-          <w:lang w:val="en_US" w:bidi="en_US"/>
-        </w:rPr>
-        <w:t xml:space="preserve">; </w:t>
+          <w:t>21:2</w:t>
+        </w:r>
+      </w:hyperlink>
+      <w:r>
+        <w:rPr>
+          <w:lang w:val="en_US" w:bidi="en_US"/>
+        </w:rPr>
+        <w:t>). He was initially skeptical when Philip described Jesus as the fulfillment of the whole Old Testament (</w:t>
       </w:r>
       <w:hyperlink r:id="rId172">
         <w:r>
@@ -8414,34 +8374,16 @@
             <w:color w:val="0000EE"/>
             <w:u w:val="single"/>
           </w:rPr>
-          <w:t>21:2</w:t>
-        </w:r>
-      </w:hyperlink>
-      <w:r>
-        <w:rPr>
-          <w:lang w:val="en_US" w:bidi="en_US"/>
-        </w:rPr>
-        <w:t>). He was initially skeptical when Philip described Jesus as the fulfillment of the whole Old Testament (</w:t>
+          <w:t>1:45–46</w:t>
+        </w:r>
+      </w:hyperlink>
+      <w:r>
+        <w:rPr>
+          <w:lang w:val="en_US" w:bidi="en_US"/>
+        </w:rPr>
+        <w:t xml:space="preserve">). Nathanael proclaimed Jesus to be the Son of God and the King of Israel (verse </w:t>
       </w:r>
       <w:hyperlink r:id="rId173">
-        <w:r>
-          <w:rPr>
-            <w:lang w:val="en_US" w:bidi="en_US"/>
-          </w:rPr>
-          <w:rPr>
-            <w:color w:val="0000EE"/>
-            <w:u w:val="single"/>
-          </w:rPr>
-          <w:t>1:45–46</w:t>
-        </w:r>
-      </w:hyperlink>
-      <w:r>
-        <w:rPr>
-          <w:lang w:val="en_US" w:bidi="en_US"/>
-        </w:rPr>
-        <w:t xml:space="preserve">). Nathanael proclaimed Jesus to be the Son of God and the King of Israel (verse </w:t>
-      </w:r>
-      <w:hyperlink r:id="rId174">
         <w:r>
           <w:rPr>
             <w:lang w:val="en_US" w:bidi="en_US"/>
@@ -8549,6 +8491,24 @@
         </w:rPr>
         <w:t>In each Synoptic Gospel, Bartholomew appears after Philip in the lists of the Twelve apostles (</w:t>
       </w:r>
+      <w:hyperlink r:id="rId174">
+        <w:r>
+          <w:rPr>
+            <w:lang w:val="en_US" w:bidi="en_US"/>
+          </w:rPr>
+          <w:rPr>
+            <w:color w:val="0000EE"/>
+            <w:u w:val="single"/>
+          </w:rPr>
+          <w:t>Matthew 10:2–4</w:t>
+        </w:r>
+      </w:hyperlink>
+      <w:r>
+        <w:rPr>
+          <w:lang w:val="en_US" w:bidi="en_US"/>
+        </w:rPr>
+        <w:t xml:space="preserve">; </w:t>
+      </w:r>
       <w:hyperlink r:id="rId175">
         <w:r>
           <w:rPr>
@@ -8558,7 +8518,7 @@
             <w:color w:val="0000EE"/>
             <w:u w:val="single"/>
           </w:rPr>
-          <w:t>Matthew 10:2–4</w:t>
+          <w:t>Mark 3:16–19</w:t>
         </w:r>
       </w:hyperlink>
       <w:r>
@@ -8568,24 +8528,6 @@
         <w:t xml:space="preserve">; </w:t>
       </w:r>
       <w:hyperlink r:id="rId176">
-        <w:r>
-          <w:rPr>
-            <w:lang w:val="en_US" w:bidi="en_US"/>
-          </w:rPr>
-          <w:rPr>
-            <w:color w:val="0000EE"/>
-            <w:u w:val="single"/>
-          </w:rPr>
-          <w:t>Mark 3:16–19</w:t>
-        </w:r>
-      </w:hyperlink>
-      <w:r>
-        <w:rPr>
-          <w:lang w:val="en_US" w:bidi="en_US"/>
-        </w:rPr>
-        <w:t xml:space="preserve">; </w:t>
-      </w:r>
-      <w:hyperlink r:id="rId177">
         <w:r>
           <w:rPr>
             <w:lang w:val="en_US" w:bidi="en_US"/>
@@ -8646,7 +8588,7 @@
         </w:rPr>
         <w:t xml:space="preserve">A second position identifies Nathanael as James, the son of Alphaeus. According to this view, the comment Jesus made in </w:t>
       </w:r>
-      <w:hyperlink r:id="rId178">
+      <w:hyperlink r:id="rId177">
         <w:r>
           <w:rPr>
             <w:lang w:val="en_US" w:bidi="en_US"/>
@@ -8789,25 +8731,25 @@
         </w:rPr>
         <w:t>Nathanael’s first response to Jesus is similar to others who trusted the Law and the Prophets (</w:t>
       </w:r>
+      <w:hyperlink r:id="rId178">
+        <w:r>
+          <w:rPr>
+            <w:lang w:val="en_US" w:bidi="en_US"/>
+          </w:rPr>
+          <w:rPr>
+            <w:color w:val="0000EE"/>
+            <w:u w:val="single"/>
+          </w:rPr>
+          <w:t>John 7:15, 27, 41</w:t>
+        </w:r>
+      </w:hyperlink>
+      <w:r>
+        <w:rPr>
+          <w:lang w:val="en_US" w:bidi="en_US"/>
+        </w:rPr>
+        <w:t xml:space="preserve">; </w:t>
+      </w:r>
       <w:hyperlink r:id="rId179">
-        <w:r>
-          <w:rPr>
-            <w:lang w:val="en_US" w:bidi="en_US"/>
-          </w:rPr>
-          <w:rPr>
-            <w:color w:val="0000EE"/>
-            <w:u w:val="single"/>
-          </w:rPr>
-          <w:t>John 7:15, 27, 41</w:t>
-        </w:r>
-      </w:hyperlink>
-      <w:r>
-        <w:rPr>
-          <w:lang w:val="en_US" w:bidi="en_US"/>
-        </w:rPr>
-        <w:t xml:space="preserve">; </w:t>
-      </w:r>
-      <w:hyperlink r:id="rId180">
         <w:r>
           <w:rPr>
             <w:lang w:val="en_US" w:bidi="en_US"/>
@@ -8843,7 +8785,7 @@
         </w:rPr>
         <w:t>Jesus saw Nathanael under a fig tree (</w:t>
       </w:r>
-      <w:hyperlink r:id="rId181">
+      <w:hyperlink r:id="rId180">
         <w:r>
           <w:rPr>
             <w:lang w:val="en_US" w:bidi="en_US"/>
@@ -8879,25 +8821,25 @@
         </w:rPr>
         <w:t xml:space="preserve">Jesus connects Nathanael with Jacob, the father of the people of Israel. In </w:t>
       </w:r>
+      <w:hyperlink r:id="rId181">
+        <w:r>
+          <w:rPr>
+            <w:lang w:val="en_US" w:bidi="en_US"/>
+          </w:rPr>
+          <w:rPr>
+            <w:color w:val="0000EE"/>
+            <w:u w:val="single"/>
+          </w:rPr>
+          <w:t>Genesis 25–32</w:t>
+        </w:r>
+      </w:hyperlink>
+      <w:r>
+        <w:rPr>
+          <w:lang w:val="en_US" w:bidi="en_US"/>
+        </w:rPr>
+        <w:t xml:space="preserve">, Jacob acts in clever and sometimes deceptive ways in his dealings with Esau and Laban. </w:t>
+      </w:r>
       <w:hyperlink r:id="rId182">
-        <w:r>
-          <w:rPr>
-            <w:lang w:val="en_US" w:bidi="en_US"/>
-          </w:rPr>
-          <w:rPr>
-            <w:color w:val="0000EE"/>
-            <w:u w:val="single"/>
-          </w:rPr>
-          <w:t>Genesis 25–32</w:t>
-        </w:r>
-      </w:hyperlink>
-      <w:r>
-        <w:rPr>
-          <w:lang w:val="en_US" w:bidi="en_US"/>
-        </w:rPr>
-        <w:t xml:space="preserve">, Jacob acts in clever and sometimes deceptive ways in his dealings with Esau and Laban. </w:t>
-      </w:r>
-      <w:hyperlink r:id="rId183">
         <w:r>
           <w:rPr>
             <w:lang w:val="en_US" w:bidi="en_US"/>
@@ -8922,6 +8864,105 @@
         </w:rPr>
         <w:t xml:space="preserve">Nathanael represents a faithful Israelite, the kind of person for whom Christ came. His response shows the right response of a true Israelite to Jesus. He moves from doubt at first to faith in the end (compare </w:t>
       </w:r>
+      <w:hyperlink r:id="rId183">
+        <w:r>
+          <w:rPr>
+            <w:lang w:val="en_US" w:bidi="en_US"/>
+          </w:rPr>
+          <w:rPr>
+            <w:color w:val="0000EE"/>
+            <w:u w:val="single"/>
+          </w:rPr>
+          <w:t>Romans 9:6</w:t>
+        </w:r>
+      </w:hyperlink>
+      <w:r>
+        <w:rPr>
+          <w:lang w:val="en_US" w:bidi="en_US"/>
+        </w:rPr>
+        <w:t>).</w:t>
+      </w:r>
+    </w:p>
+    <w:p>
+      <w:pPr/>
+      <w:r>
+        <w:rPr>
+          <w:lang w:val="en_US" w:bidi="en_US"/>
+        </w:rPr>
+      </w:r>
+      <w:r>
+        <w:rPr>
+          <w:i/>
+          <w:lang w:val="en_US" w:bidi="en_US"/>
+        </w:rPr>
+        <w:t>See also</w:t>
+      </w:r>
+      <w:r>
+        <w:rPr>
+          <w:lang w:val="en_US" w:bidi="en_US"/>
+        </w:rPr>
+        <w:t xml:space="preserve"> </w:t>
+      </w:r>
+      <w:r>
+        <w:rPr>
+          <w:lang w:val="en_US" w:bidi="en_US"/>
+        </w:rPr>
+        <w:t>Apostle, Apostleship</w:t>
+      </w:r>
+      <w:r>
+        <w:rPr>
+          <w:lang w:val="en_US" w:bidi="en_US"/>
+        </w:rPr>
+        <w:t>.</w:t>
+      </w:r>
+      <w:r>
+        <w:rPr>
+          <w:lang w:val="en_US" w:bidi="en_US"/>
+        </w:rPr>
+      </w:r>
+      <w:r>
+        <w:rPr>
+          <w:lang w:val="en_US" w:bidi="en_US"/>
+        </w:rPr>
+      </w:r>
+    </w:p>
+    <w:p>
+      <w:pPr/>
+      <w:r>
+        <w:rPr>
+          <w:lang w:val="en_US" w:bidi="en_US"/>
+        </w:rPr>
+      </w:r>
+    </w:p>
+    <w:p>
+      <w:pPr>
+        <w:pStyle w:val="Heading2"/>
+      </w:pPr>
+      <w:r>
+        <w:rPr>
+          <w:lang w:val="en_US" w:bidi="en_US"/>
+        </w:rPr>
+        <w:t>Nathan-melech</w:t>
+      </w:r>
+      <w:r>
+        <w:rPr>
+          <w:lang w:val="en_US" w:bidi="en_US"/>
+        </w:rPr>
+      </w:r>
+    </w:p>
+    <w:p>
+      <w:pPr/>
+      <w:r>
+        <w:rPr>
+          <w:lang w:val="en_US" w:bidi="en_US"/>
+        </w:rPr>
+      </w:r>
+      <w:r>
+        <w:rPr>
+          <w:lang w:val="en_US" w:bidi="en_US"/>
+        </w:rPr>
+        <w:t>An official during King Josiah’s reign. Horses for sun worship were kept near his quarters but were removed by Josiah (</w:t>
+      </w:r>
       <w:hyperlink r:id="rId184">
         <w:r>
           <w:rPr>
@@ -8931,7 +8972,7 @@
             <w:color w:val="0000EE"/>
             <w:u w:val="single"/>
           </w:rPr>
-          <w:t>Romans 9:6</w:t>
+          <w:t>2 Kings 23:11</w:t>
         </w:r>
       </w:hyperlink>
       <w:r>
@@ -8939,39 +8980,6 @@
           <w:lang w:val="en_US" w:bidi="en_US"/>
         </w:rPr>
         <w:t>).</w:t>
-      </w:r>
-    </w:p>
-    <w:p>
-      <w:pPr/>
-      <w:r>
-        <w:rPr>
-          <w:lang w:val="en_US" w:bidi="en_US"/>
-        </w:rPr>
-      </w:r>
-      <w:r>
-        <w:rPr>
-          <w:i/>
-          <w:lang w:val="en_US" w:bidi="en_US"/>
-        </w:rPr>
-        <w:t>See also</w:t>
-      </w:r>
-      <w:r>
-        <w:rPr>
-          <w:lang w:val="en_US" w:bidi="en_US"/>
-        </w:rPr>
-        <w:t xml:space="preserve"> </w:t>
-      </w:r>
-      <w:r>
-        <w:rPr>
-          <w:lang w:val="en_US" w:bidi="en_US"/>
-        </w:rPr>
-        <w:t>Apostle, Apostleship</w:t>
-      </w:r>
-      <w:r>
-        <w:rPr>
-          <w:lang w:val="en_US" w:bidi="en_US"/>
-        </w:rPr>
-        <w:t>.</w:t>
       </w:r>
       <w:r>
         <w:rPr>
@@ -12829,7 +12837,7 @@
         <w:rPr>
           <w:lang w:val="en_US" w:bidi="en_US"/>
         </w:rPr>
-        <w:t>Ephraimite of Zeredah in the Jordan Valley, a servant to Solomon, and the father of King Jeroboam (</w:t>
+        <w:t>An Ephraimite of Zeredah in the Jordan Valley, a servant to Solomon, and the father of King Jeroboam (</w:t>
       </w:r>
       <w:hyperlink r:id="rId284">
         <w:r>
@@ -12840,7 +12848,7 @@
             <w:color w:val="0000EE"/>
             <w:u w:val="single"/>
           </w:rPr>
-          <w:t>1 Kgs 11:26</w:t>
+          <w:t>1 Kings 11:26</w:t>
         </w:r>
       </w:hyperlink>
       <w:r>
@@ -16000,7 +16008,7 @@
         <w:rPr>
           <w:lang w:val="en_US" w:bidi="en_US"/>
         </w:rPr>
-        <w:t>Name given to the bronze serpent that Moses made during the wilderness wanderings. At the time of King Hezekiah’s reforms, it was destroyed (</w:t>
+        <w:t>The name given to the bronze serpent that Moses made during the wilderness wanderings. King Hezekiah destroyed it during his reforms (</w:t>
       </w:r>
       <w:hyperlink r:id="rId363">
         <w:r>
@@ -16011,7 +16019,7 @@
             <w:color w:val="0000EE"/>
             <w:u w:val="single"/>
           </w:rPr>
-          <w:t>2 Kgs 18:4</w:t>
+          <w:t>2 Kings 18:4</w:t>
         </w:r>
       </w:hyperlink>
       <w:r>
@@ -16019,6 +16027,14 @@
           <w:lang w:val="en_US" w:bidi="en_US"/>
         </w:rPr>
         <w:t xml:space="preserve">). </w:t>
+      </w:r>
+    </w:p>
+    <w:p>
+      <w:pPr/>
+      <w:r>
+        <w:rPr>
+          <w:lang w:val="en_US" w:bidi="en_US"/>
+        </w:rPr>
       </w:r>
       <w:r>
         <w:rPr>
@@ -36738,97 +36754,6 @@
         <w:rPr>
           <w:lang w:val="en_US" w:bidi="en_US"/>
         </w:rPr>
-        <w:t>No-Amon</w:t>
-      </w:r>
-      <w:r>
-        <w:rPr>
-          <w:lang w:val="en_US" w:bidi="en_US"/>
-        </w:rPr>
-      </w:r>
-    </w:p>
-    <w:p>
-      <w:pPr/>
-      <w:r>
-        <w:rPr>
-          <w:lang w:val="en_US" w:bidi="en_US"/>
-        </w:rPr>
-      </w:r>
-      <w:r>
-        <w:rPr>
-          <w:lang w:val="en_US" w:bidi="en_US"/>
-        </w:rPr>
-        <w:t>Alternate reading for No, the Hebrew name for Thebes, capital of upper Egypt (</w:t>
-      </w:r>
-      <w:hyperlink r:id="rId850">
-        <w:r>
-          <w:rPr>
-            <w:lang w:val="en_US" w:bidi="en_US"/>
-          </w:rPr>
-          <w:rPr>
-            <w:color w:val="0000EE"/>
-            <w:u w:val="single"/>
-          </w:rPr>
-          <w:t>Na 3:8</w:t>
-        </w:r>
-      </w:hyperlink>
-      <w:r>
-        <w:rPr>
-          <w:lang w:val="en_US" w:bidi="en_US"/>
-        </w:rPr>
-        <w:t xml:space="preserve">, nlt mg). </w:t>
-      </w:r>
-      <w:r>
-        <w:rPr>
-          <w:i/>
-          <w:lang w:val="en_US" w:bidi="en_US"/>
-        </w:rPr>
-        <w:t>See</w:t>
-      </w:r>
-      <w:r>
-        <w:rPr>
-          <w:lang w:val="en_US" w:bidi="en_US"/>
-        </w:rPr>
-        <w:t xml:space="preserve"> </w:t>
-      </w:r>
-      <w:r>
-        <w:rPr>
-          <w:lang w:val="en_US" w:bidi="en_US"/>
-        </w:rPr>
-        <w:t>Thebes</w:t>
-      </w:r>
-      <w:r>
-        <w:rPr>
-          <w:lang w:val="en_US" w:bidi="en_US"/>
-        </w:rPr>
-        <w:t>.</w:t>
-      </w:r>
-      <w:r>
-        <w:rPr>
-          <w:lang w:val="en_US" w:bidi="en_US"/>
-        </w:rPr>
-      </w:r>
-      <w:r>
-        <w:rPr>
-          <w:lang w:val="en_US" w:bidi="en_US"/>
-        </w:rPr>
-      </w:r>
-    </w:p>
-    <w:p>
-      <w:pPr/>
-      <w:r>
-        <w:rPr>
-          <w:lang w:val="en_US" w:bidi="en_US"/>
-        </w:rPr>
-      </w:r>
-    </w:p>
-    <w:p>
-      <w:pPr>
-        <w:pStyle w:val="Heading2"/>
-      </w:pPr>
-      <w:r>
-        <w:rPr>
-          <w:lang w:val="en_US" w:bidi="en_US"/>
-        </w:rPr>
         <w:t>Noadiah</w:t>
       </w:r>
       <w:r>
@@ -37734,6 +37659,97 @@
           <w:lang w:val="en_US" w:bidi="en_US"/>
         </w:rPr>
         <w:t>Noah #1</w:t>
+      </w:r>
+      <w:r>
+        <w:rPr>
+          <w:lang w:val="en_US" w:bidi="en_US"/>
+        </w:rPr>
+        <w:t>.</w:t>
+      </w:r>
+      <w:r>
+        <w:rPr>
+          <w:lang w:val="en_US" w:bidi="en_US"/>
+        </w:rPr>
+      </w:r>
+      <w:r>
+        <w:rPr>
+          <w:lang w:val="en_US" w:bidi="en_US"/>
+        </w:rPr>
+      </w:r>
+    </w:p>
+    <w:p>
+      <w:pPr/>
+      <w:r>
+        <w:rPr>
+          <w:lang w:val="en_US" w:bidi="en_US"/>
+        </w:rPr>
+      </w:r>
+    </w:p>
+    <w:p>
+      <w:pPr>
+        <w:pStyle w:val="Heading2"/>
+      </w:pPr>
+      <w:r>
+        <w:rPr>
+          <w:lang w:val="en_US" w:bidi="en_US"/>
+        </w:rPr>
+        <w:t>No-Amon</w:t>
+      </w:r>
+      <w:r>
+        <w:rPr>
+          <w:lang w:val="en_US" w:bidi="en_US"/>
+        </w:rPr>
+      </w:r>
+    </w:p>
+    <w:p>
+      <w:pPr/>
+      <w:r>
+        <w:rPr>
+          <w:lang w:val="en_US" w:bidi="en_US"/>
+        </w:rPr>
+      </w:r>
+      <w:r>
+        <w:rPr>
+          <w:lang w:val="en_US" w:bidi="en_US"/>
+        </w:rPr>
+        <w:t>Alternate reading for No, the Hebrew name for Thebes, capital of upper Egypt (</w:t>
+      </w:r>
+      <w:hyperlink r:id="rId850">
+        <w:r>
+          <w:rPr>
+            <w:lang w:val="en_US" w:bidi="en_US"/>
+          </w:rPr>
+          <w:rPr>
+            <w:color w:val="0000EE"/>
+            <w:u w:val="single"/>
+          </w:rPr>
+          <w:t>Na 3:8</w:t>
+        </w:r>
+      </w:hyperlink>
+      <w:r>
+        <w:rPr>
+          <w:lang w:val="en_US" w:bidi="en_US"/>
+        </w:rPr>
+        <w:t xml:space="preserve">, nlt mg). </w:t>
+      </w:r>
+      <w:r>
+        <w:rPr>
+          <w:i/>
+          <w:lang w:val="en_US" w:bidi="en_US"/>
+        </w:rPr>
+        <w:t>See</w:t>
+      </w:r>
+      <w:r>
+        <w:rPr>
+          <w:lang w:val="en_US" w:bidi="en_US"/>
+        </w:rPr>
+        <w:t xml:space="preserve"> </w:t>
+      </w:r>
+      <w:r>
+        <w:rPr>
+          <w:lang w:val="en_US" w:bidi="en_US"/>
+        </w:rPr>
+        <w:t>Thebes</w:t>
       </w:r>
       <w:r>
         <w:rPr>

--- a/eng/docx/014.content.docx
+++ b/eng/docx/014.content.docx
@@ -19,7 +19,7 @@
         <w:rPr>
           <w:lang w:val="en_US" w:bidi="en_US"/>
         </w:rPr>
-        <w:t>Resource: Tyndale Open Bible Dictionary</w:t>
+        <w:t>Resource: Aquifer Open Bible Dictionary</w:t>
       </w:r>
       <w:r>
         <w:rPr>
@@ -112,7 +112,7 @@
         <w:rPr>
           <w:lang w:val="en_US" w:bidi="en_US"/>
         </w:rPr>
-        <w:t>Tyndale Open Bible Dictionary</w:t>
+        <w:t>Aquifer Open Bible Dictionary</w:t>
       </w:r>
     </w:p>
     <w:p>
@@ -7438,7 +7438,7 @@
         <w:rPr>
           <w:lang w:val="en_US" w:bidi="en_US"/>
         </w:rPr>
-        <w:t>The son of David with Bathsheba, the third son to be born in Jerusalem (</w:t>
+        <w:t>A son of David with Bathsheba, the third son to be born in Jerusalem (</w:t>
       </w:r>
       <w:hyperlink r:id="rId143">
         <w:r>
@@ -7572,7 +7572,7 @@
         <w:rPr>
           <w:lang w:val="en_US" w:bidi="en_US"/>
         </w:rPr>
-        <w:t>One of the early prophets and advisers of David. As David's military campaigns neared an end, he told Nathan of his wish to build a home for God. Nathan initially reacted favorably. But, after receiving direct orders from the Lord, he withdrew his approval. He foretold that one of David's sons would build God a house. God would establish a dynasty for David through his son Solomon. The prophecy includes not only the Davidic line but also the messianic king. Nathan's oracle was vital. It dealt with two great institutions: the temple and the Davidic monarchy (</w:t>
+        <w:t>One of the early prophets and advisers of David. As David's military campaigns neared an end, he told Nathan of his wish to build a home for God. Nathan initially reacted favorably. But, after receiving direct orders from the Lord, he withdrew his approval. He foretold that one of David's sons would build God a house. God would establish a dynasty for David through his son Solomon. The prophecy includes not only the family line of David, but also the messianic king. Nathan's oracle was vital. It dealt with two great institutions: the temple and the Davidic monarchy (</w:t>
       </w:r>
       <w:hyperlink r:id="rId148">
         <w:r>
@@ -8266,20 +8266,7 @@
         <w:rPr>
           <w:lang w:val="en_US" w:bidi="en_US"/>
         </w:rPr>
-        <w:t xml:space="preserve">). But the name </w:t>
-      </w:r>
-      <w:r>
-        <w:rPr>
-          <w:i/>
-          <w:lang w:val="en_US" w:bidi="en_US"/>
-        </w:rPr>
-        <w:t>Nathan,</w:t>
-      </w:r>
-      <w:r>
-        <w:rPr>
-          <w:lang w:val="en_US" w:bidi="en_US"/>
-        </w:rPr>
-        <w:t xml:space="preserve"> meaning "gift," was a very common name.</w:t>
+        <w:t>). But the name "Nathan," meaning "gift," was a very common name.</w:t>
       </w:r>
       <w:r>
         <w:rPr>
@@ -9027,20 +9014,7 @@
         <w:rPr>
           <w:lang w:val="en_US" w:bidi="en_US"/>
         </w:rPr>
-        <w:t xml:space="preserve">Nations are groups formed based on political or social interests, or family relationships. The term </w:t>
-      </w:r>
-      <w:r>
-        <w:rPr>
-          <w:i/>
-          <w:lang w:val="en_US" w:bidi="en_US"/>
-        </w:rPr>
-        <w:t>nations</w:t>
-      </w:r>
-      <w:r>
-        <w:rPr>
-          <w:lang w:val="en_US" w:bidi="en_US"/>
-        </w:rPr>
-        <w:t xml:space="preserve"> usually refers to people worldwide other than the Hebrews, but it can also include the Jews.</w:t>
+        <w:t>Nations are groups formed based on political or social interests, or family relationships. The term "nations" usually refers to people worldwide other than the Hebrews, but it can also include the Jews.</w:t>
       </w:r>
     </w:p>
     <w:p>
@@ -9243,59 +9217,7 @@
         <w:rPr>
           <w:lang w:val="en_US" w:bidi="en_US"/>
         </w:rPr>
-        <w:t xml:space="preserve">The difference between </w:t>
-      </w:r>
-      <w:r>
-        <w:rPr>
-          <w:i/>
-          <w:lang w:val="en_US" w:bidi="en_US"/>
-        </w:rPr>
-        <w:t>Israel</w:t>
-      </w:r>
-      <w:r>
-        <w:rPr>
-          <w:lang w:val="en_US" w:bidi="en_US"/>
-        </w:rPr>
-        <w:t xml:space="preserve"> and </w:t>
-      </w:r>
-      <w:r>
-        <w:rPr>
-          <w:i/>
-          <w:lang w:val="en_US" w:bidi="en_US"/>
-        </w:rPr>
-        <w:t>the nations</w:t>
-      </w:r>
-      <w:r>
-        <w:rPr>
-          <w:lang w:val="en_US" w:bidi="en_US"/>
-        </w:rPr>
-        <w:t xml:space="preserve"> is not obvious. </w:t>
-      </w:r>
-      <w:r>
-        <w:rPr>
-          <w:i/>
-          <w:lang w:val="en_US" w:bidi="en_US"/>
-        </w:rPr>
-        <w:t>Israel</w:t>
-      </w:r>
-      <w:r>
-        <w:rPr>
-          <w:lang w:val="en_US" w:bidi="en_US"/>
-        </w:rPr>
-        <w:t xml:space="preserve"> came from various ethnic groups, and some of </w:t>
-      </w:r>
-      <w:r>
-        <w:rPr>
-          <w:i/>
-          <w:lang w:val="en_US" w:bidi="en_US"/>
-        </w:rPr>
-        <w:t>the nations</w:t>
-      </w:r>
-      <w:r>
-        <w:rPr>
-          <w:lang w:val="en_US" w:bidi="en_US"/>
-        </w:rPr>
-        <w:t xml:space="preserve"> traced their roots to important figures in the Israelite community. Abraham, the father of the Jewish nation, lived in Ur of the Chaldees in the Tigris-Euphrates valley. He migrated north to Haran with his father and then southwest to Canaan (</w:t>
+        <w:t>The difference between "Israel" and "the nations" is not obvious. "Israel" came from various ethnic groups, and some of "the nations" traced their roots to important figures in the Israelite community. Abraham, the father of the Jewish nation, lived in Ur of the Chaldees in the Tigris-Euphrates valley. He migrated north to Haran with his father and then southwest to Canaan (</w:t>
       </w:r>
       <w:hyperlink r:id="rId191">
         <w:r>
@@ -10125,7 +10047,7 @@
         <w:rPr>
           <w:lang w:val="en_US" w:bidi="en_US"/>
         </w:rPr>
-        <w:t>). However, it shows that the church successfully shared the good news about Jesus with non-Jewish people (Gentiles). Peter shares the message about Jesus with Cornelius, a Roman soldier from the Italian Regiment (</w:t>
+        <w:t>). However, it shows that the church successfully shared the good news about Jesus with non-Jewish people. Peter shares the message about Jesus with Cornelius, a Roman soldier from the Italian Regiment (</w:t>
       </w:r>
       <w:hyperlink r:id="rId223">
         <w:r>
@@ -10960,20 +10882,7 @@
         <w:rPr>
           <w:lang w:val="en_US" w:bidi="en_US"/>
         </w:rPr>
-        <w:t xml:space="preserve">People sometimes used </w:t>
-      </w:r>
-      <w:r>
-        <w:rPr>
-          <w:i/>
-          <w:lang w:val="en_US" w:bidi="en_US"/>
-        </w:rPr>
-        <w:t>Nazarene</w:t>
-      </w:r>
-      <w:r>
-        <w:rPr>
-          <w:lang w:val="en_US" w:bidi="en_US"/>
-        </w:rPr>
-        <w:t xml:space="preserve"> in a negative way when talking about Jesus. For example, in </w:t>
+        <w:t xml:space="preserve">People sometimes used the word "Nazarene" in a negative way when talking about Jesus. For example, in </w:t>
       </w:r>
       <w:hyperlink r:id="rId243">
         <w:r>
@@ -11005,20 +10914,7 @@
         <w:rPr>
           <w:lang w:val="en_US" w:bidi="en_US"/>
         </w:rPr>
-        <w:t xml:space="preserve">There is another negative use of the word </w:t>
-      </w:r>
-      <w:r>
-        <w:rPr>
-          <w:i/>
-          <w:lang w:val="en_US" w:bidi="en_US"/>
-        </w:rPr>
-        <w:t>Nazarene</w:t>
-      </w:r>
-      <w:r>
-        <w:rPr>
-          <w:lang w:val="en_US" w:bidi="en_US"/>
-        </w:rPr>
-        <w:t xml:space="preserve"> in </w:t>
+        <w:t xml:space="preserve">There is another negative use of the word "Nazarene" in </w:t>
       </w:r>
       <w:hyperlink r:id="rId244">
         <w:r>
@@ -11067,20 +10963,7 @@
         <w:rPr>
           <w:lang w:val="en_US" w:bidi="en_US"/>
         </w:rPr>
-        <w:t xml:space="preserve">The Bible's use of the name </w:t>
-      </w:r>
-      <w:r>
-        <w:rPr>
-          <w:i/>
-          <w:lang w:val="en_US" w:bidi="en_US"/>
-        </w:rPr>
-        <w:t>Nazarene</w:t>
-      </w:r>
-      <w:r>
-        <w:rPr>
-          <w:lang w:val="en_US" w:bidi="en_US"/>
-        </w:rPr>
-        <w:t xml:space="preserve"> raises an interesting question in </w:t>
+        <w:t xml:space="preserve">The Bible's use of the word "Nazarene" raises an interesting question in </w:t>
       </w:r>
       <w:hyperlink r:id="rId245">
         <w:r>
@@ -26720,29 +26603,22 @@
       </w:r>
       <w:r>
         <w:rPr>
+          <w:lang w:val="en_US" w:bidi="en_US"/>
+        </w:rPr>
+        <w:t>"New creation" refers to God's work of renewing and restoring everything he has made.</w:t>
+      </w:r>
+      <w:r>
+        <w:rPr>
           <w:i/>
           <w:lang w:val="en_US" w:bidi="en_US"/>
         </w:rPr>
-        <w:t>New creation</w:t>
-      </w:r>
-      <w:r>
-        <w:rPr>
-          <w:lang w:val="en_US" w:bidi="en_US"/>
-        </w:rPr>
-        <w:t xml:space="preserve"> refers to God's work of renewing and restoring everything he has made.</w:t>
-      </w:r>
-      <w:r>
-        <w:rPr>
-          <w:i/>
-          <w:lang w:val="en_US" w:bidi="en_US"/>
-        </w:rPr>
-        <w:t xml:space="preserve"> New creature</w:t>
-      </w:r>
-      <w:r>
-        <w:rPr>
-          <w:lang w:val="en_US" w:bidi="en_US"/>
-        </w:rPr>
-        <w:t xml:space="preserve"> refers to a person who has been transformed through faith in Jesus Christ. Together, these ideas express the Bible's message of redemption, which develops throughout the Old Testament and New Testament and will reach its fulfillment at the second coming of Jesus Christ.</w:t>
+        <w:t xml:space="preserve"> </w:t>
+      </w:r>
+      <w:r>
+        <w:rPr>
+          <w:lang w:val="en_US" w:bidi="en_US"/>
+        </w:rPr>
+        <w:t>"New creature" refers to a person who has been transformed through faith in Jesus Christ. Together, these ideas express the Bible's message of redemption, which develops throughout the Old Testament and New Testament and will reach its fulfillment at the second coming of Jesus Christ.</w:t>
       </w:r>
     </w:p>
     <w:p>
@@ -27554,7 +27430,14 @@
         <w:rPr>
           <w:lang w:val="en_US" w:bidi="en_US"/>
         </w:rPr>
-        <w:t>). In the New Testament message, Christ's resurrection is the great saving act that corresponds to creation itself (</w:t>
+        <w:t xml:space="preserve">). </w:t>
+        <w:br/>
+      </w:r>
+      <w:r>
+        <w:rPr>
+          <w:lang w:val="en_US" w:bidi="en_US"/>
+        </w:rPr>
+        <w:t>In the New Testament message, Christ's resurrection is the great saving act that corresponds to creation itself (</w:t>
       </w:r>
       <w:hyperlink r:id="rId670">
         <w:r>
@@ -27808,20 +27691,7 @@
         <w:rPr>
           <w:lang w:val="en_US" w:bidi="en_US"/>
         </w:rPr>
-        <w:t xml:space="preserve">The term </w:t>
-      </w:r>
-      <w:r>
-        <w:rPr>
-          <w:i/>
-          <w:lang w:val="en_US" w:bidi="en_US"/>
-        </w:rPr>
-        <w:t>new creation</w:t>
-      </w:r>
-      <w:r>
-        <w:rPr>
-          <w:lang w:val="en_US" w:bidi="en_US"/>
-        </w:rPr>
-        <w:t xml:space="preserve"> emphasizes how complete this future reality is. God's work of redemption (saving and restoring his people) involves nothing less than the renewal of all things (</w:t>
+        <w:t>The term "new creation" emphasizes how complete this future reality is. God's work of redemption (saving and restoring his people) involves nothing less than the renewal of all things (</w:t>
       </w:r>
       <w:hyperlink r:id="rId540">
         <w:r>
@@ -27928,20 +27798,7 @@
         <w:rPr>
           <w:lang w:val="en_US" w:bidi="en_US"/>
         </w:rPr>
-        <w:t xml:space="preserve">The only other New Testament use of the expression </w:t>
-      </w:r>
-      <w:r>
-        <w:rPr>
-          <w:i/>
-          <w:lang w:val="en_US" w:bidi="en_US"/>
-        </w:rPr>
-        <w:t>new creation</w:t>
-      </w:r>
-      <w:r>
-        <w:rPr>
-          <w:lang w:val="en_US" w:bidi="en_US"/>
-        </w:rPr>
-        <w:t xml:space="preserve"> is found in </w:t>
+        <w:t xml:space="preserve">The only other New Testament use of the expression "new creation" is found in </w:t>
       </w:r>
       <w:hyperlink r:id="rId532">
         <w:r>
@@ -31138,7 +30995,7 @@
         <w:rPr>
           <w:lang w:val="en_US" w:bidi="en_US"/>
         </w:rPr>
-        <w:t>The New Testament contains 27 books.</w:t>
+        <w:t>The New Testament contains 27 books. These books include:</w:t>
       </w:r>
     </w:p>
     <w:p>
@@ -31156,7 +31013,7 @@
         <w:rPr>
           <w:lang w:val="en_US" w:bidi="en_US"/>
         </w:rPr>
-        <w:t xml:space="preserve">There are four Gospels (accounts of the life of Jesus): </w:t>
+        <w:t xml:space="preserve">the four Gospels, which tell about the life of Jesus: </w:t>
       </w:r>
     </w:p>
     <w:p>
@@ -31174,7 +31031,13 @@
         <w:rPr>
           <w:lang w:val="en_US" w:bidi="en_US"/>
         </w:rPr>
-        <w:t xml:space="preserve">Matthew, </w:t>
+        <w:t>Matthew</w:t>
+      </w:r>
+      <w:r>
+        <w:rPr>
+          <w:lang w:val="en_US" w:bidi="en_US"/>
+        </w:rPr>
+        <w:t xml:space="preserve">, </w:t>
       </w:r>
     </w:p>
     <w:p>
@@ -31192,7 +31055,13 @@
         <w:rPr>
           <w:lang w:val="en_US" w:bidi="en_US"/>
         </w:rPr>
-        <w:t xml:space="preserve">Mark, </w:t>
+        <w:t>Mark</w:t>
+      </w:r>
+      <w:r>
+        <w:rPr>
+          <w:lang w:val="en_US" w:bidi="en_US"/>
+        </w:rPr>
+        <w:t xml:space="preserve">, </w:t>
       </w:r>
     </w:p>
     <w:p>
@@ -31210,7 +31079,13 @@
         <w:rPr>
           <w:lang w:val="en_US" w:bidi="en_US"/>
         </w:rPr>
-        <w:t xml:space="preserve">Luke, and </w:t>
+        <w:t>Luke</w:t>
+      </w:r>
+      <w:r>
+        <w:rPr>
+          <w:lang w:val="en_US" w:bidi="en_US"/>
+        </w:rPr>
+        <w:t xml:space="preserve">, and </w:t>
       </w:r>
     </w:p>
     <w:p>
@@ -31228,7 +31103,13 @@
         <w:rPr>
           <w:lang w:val="en_US" w:bidi="en_US"/>
         </w:rPr>
-        <w:t xml:space="preserve">John. </w:t>
+        <w:t>John</w:t>
+      </w:r>
+      <w:r>
+        <w:rPr>
+          <w:lang w:val="en_US" w:bidi="en_US"/>
+        </w:rPr>
+        <w:t xml:space="preserve">; </w:t>
       </w:r>
     </w:p>
     <w:p>
@@ -31246,7 +31127,19 @@
         <w:rPr>
           <w:lang w:val="en_US" w:bidi="en_US"/>
         </w:rPr>
-        <w:t>The book of Acts (the story of the early church).</w:t>
+        <w:t xml:space="preserve">the </w:t>
+      </w:r>
+      <w:r>
+        <w:rPr>
+          <w:lang w:val="en_US" w:bidi="en_US"/>
+        </w:rPr>
+        <w:t>book of the Acts of the Apostles</w:t>
+      </w:r>
+      <w:r>
+        <w:rPr>
+          <w:lang w:val="en_US" w:bidi="en_US"/>
+        </w:rPr>
+        <w:t>;</w:t>
       </w:r>
     </w:p>
     <w:p>
@@ -31264,7 +31157,7 @@
         <w:rPr>
           <w:lang w:val="en_US" w:bidi="en_US"/>
         </w:rPr>
-        <w:t>There are 21 letters (teachings written to churches and individuals):</w:t>
+        <w:t>21 letters written to churches and individuals:</w:t>
       </w:r>
     </w:p>
     <w:p>
@@ -31282,7 +31175,13 @@
         <w:rPr>
           <w:lang w:val="en_US" w:bidi="en_US"/>
         </w:rPr>
-        <w:t>Romans,</w:t>
+        <w:t>Romans</w:t>
+      </w:r>
+      <w:r>
+        <w:rPr>
+          <w:lang w:val="en_US" w:bidi="en_US"/>
+        </w:rPr>
+        <w:t>,</w:t>
       </w:r>
     </w:p>
     <w:p>
@@ -31300,7 +31199,13 @@
         <w:rPr>
           <w:lang w:val="en_US" w:bidi="en_US"/>
         </w:rPr>
-        <w:t>1–2 Corinthians,</w:t>
+        <w:t>First Corinthians</w:t>
+      </w:r>
+      <w:r>
+        <w:rPr>
+          <w:lang w:val="en_US" w:bidi="en_US"/>
+        </w:rPr>
+        <w:t>,</w:t>
       </w:r>
     </w:p>
     <w:p>
@@ -31318,7 +31223,13 @@
         <w:rPr>
           <w:lang w:val="en_US" w:bidi="en_US"/>
         </w:rPr>
-        <w:t xml:space="preserve"> Galatians,</w:t>
+        <w:t>Second Corinthians</w:t>
+      </w:r>
+      <w:r>
+        <w:rPr>
+          <w:lang w:val="en_US" w:bidi="en_US"/>
+        </w:rPr>
+        <w:t>,</w:t>
       </w:r>
     </w:p>
     <w:p>
@@ -31336,7 +31247,19 @@
         <w:rPr>
           <w:lang w:val="en_US" w:bidi="en_US"/>
         </w:rPr>
-        <w:t>Ephesians,</w:t>
+        <w:t xml:space="preserve"> </w:t>
+      </w:r>
+      <w:r>
+        <w:rPr>
+          <w:lang w:val="en_US" w:bidi="en_US"/>
+        </w:rPr>
+        <w:t>Galatians</w:t>
+      </w:r>
+      <w:r>
+        <w:rPr>
+          <w:lang w:val="en_US" w:bidi="en_US"/>
+        </w:rPr>
+        <w:t>,</w:t>
       </w:r>
     </w:p>
     <w:p>
@@ -31354,7 +31277,13 @@
         <w:rPr>
           <w:lang w:val="en_US" w:bidi="en_US"/>
         </w:rPr>
-        <w:t xml:space="preserve">Philippians, </w:t>
+        <w:t>Ephesians</w:t>
+      </w:r>
+      <w:r>
+        <w:rPr>
+          <w:lang w:val="en_US" w:bidi="en_US"/>
+        </w:rPr>
+        <w:t>,</w:t>
       </w:r>
     </w:p>
     <w:p>
@@ -31372,7 +31301,13 @@
         <w:rPr>
           <w:lang w:val="en_US" w:bidi="en_US"/>
         </w:rPr>
-        <w:t>Colossians,</w:t>
+        <w:t>Philippians</w:t>
+      </w:r>
+      <w:r>
+        <w:rPr>
+          <w:lang w:val="en_US" w:bidi="en_US"/>
+        </w:rPr>
+        <w:t xml:space="preserve">, </w:t>
       </w:r>
     </w:p>
     <w:p>
@@ -31390,7 +31325,13 @@
         <w:rPr>
           <w:lang w:val="en_US" w:bidi="en_US"/>
         </w:rPr>
-        <w:t xml:space="preserve">1–2 Thessalonians, </w:t>
+        <w:t>Colossians</w:t>
+      </w:r>
+      <w:r>
+        <w:rPr>
+          <w:lang w:val="en_US" w:bidi="en_US"/>
+        </w:rPr>
+        <w:t>,</w:t>
       </w:r>
     </w:p>
     <w:p>
@@ -31408,7 +31349,13 @@
         <w:rPr>
           <w:lang w:val="en_US" w:bidi="en_US"/>
         </w:rPr>
-        <w:t xml:space="preserve">1–2 Timothy, </w:t>
+        <w:t>First Thessalonians,</w:t>
+      </w:r>
+      <w:r>
+        <w:rPr>
+          <w:lang w:val="en_US" w:bidi="en_US"/>
+        </w:rPr>
+        <w:t xml:space="preserve"> </w:t>
       </w:r>
     </w:p>
     <w:p>
@@ -31426,7 +31373,13 @@
         <w:rPr>
           <w:lang w:val="en_US" w:bidi="en_US"/>
         </w:rPr>
-        <w:t xml:space="preserve">Titus, </w:t>
+        <w:t>Second Thessalonians</w:t>
+      </w:r>
+      <w:r>
+        <w:rPr>
+          <w:lang w:val="en_US" w:bidi="en_US"/>
+        </w:rPr>
+        <w:t>,</w:t>
       </w:r>
     </w:p>
     <w:p>
@@ -31444,7 +31397,13 @@
         <w:rPr>
           <w:lang w:val="en_US" w:bidi="en_US"/>
         </w:rPr>
-        <w:t>Philemon,</w:t>
+        <w:t>First Timothy</w:t>
+      </w:r>
+      <w:r>
+        <w:rPr>
+          <w:lang w:val="en_US" w:bidi="en_US"/>
+        </w:rPr>
+        <w:t xml:space="preserve">, </w:t>
       </w:r>
     </w:p>
     <w:p>
@@ -31462,7 +31421,13 @@
         <w:rPr>
           <w:lang w:val="en_US" w:bidi="en_US"/>
         </w:rPr>
-        <w:t xml:space="preserve">Hebrews, </w:t>
+        <w:t>Second Timothy</w:t>
+      </w:r>
+      <w:r>
+        <w:rPr>
+          <w:lang w:val="en_US" w:bidi="en_US"/>
+        </w:rPr>
+        <w:t>,</w:t>
       </w:r>
     </w:p>
     <w:p>
@@ -31480,7 +31445,13 @@
         <w:rPr>
           <w:lang w:val="en_US" w:bidi="en_US"/>
         </w:rPr>
-        <w:t>James,</w:t>
+        <w:t>Titus</w:t>
+      </w:r>
+      <w:r>
+        <w:rPr>
+          <w:lang w:val="en_US" w:bidi="en_US"/>
+        </w:rPr>
+        <w:t xml:space="preserve">, </w:t>
       </w:r>
     </w:p>
     <w:p>
@@ -31498,7 +31469,13 @@
         <w:rPr>
           <w:lang w:val="en_US" w:bidi="en_US"/>
         </w:rPr>
-        <w:t>1–2 Peter,</w:t>
+        <w:t>Philemon</w:t>
+      </w:r>
+      <w:r>
+        <w:rPr>
+          <w:lang w:val="en_US" w:bidi="en_US"/>
+        </w:rPr>
+        <w:t>,</w:t>
       </w:r>
     </w:p>
     <w:p>
@@ -31516,7 +31493,13 @@
         <w:rPr>
           <w:lang w:val="en_US" w:bidi="en_US"/>
         </w:rPr>
-        <w:t>1–3 John, and</w:t>
+        <w:t>Hebrews</w:t>
+      </w:r>
+      <w:r>
+        <w:rPr>
+          <w:lang w:val="en_US" w:bidi="en_US"/>
+        </w:rPr>
+        <w:t xml:space="preserve">, </w:t>
       </w:r>
     </w:p>
     <w:p>
@@ -31534,7 +31517,157 @@
         <w:rPr>
           <w:lang w:val="en_US" w:bidi="en_US"/>
         </w:rPr>
-        <w:t>Jude.</w:t>
+        <w:t>James</w:t>
+      </w:r>
+      <w:r>
+        <w:rPr>
+          <w:lang w:val="en_US" w:bidi="en_US"/>
+        </w:rPr>
+        <w:t>,</w:t>
+      </w:r>
+    </w:p>
+    <w:p>
+      <w:pPr>
+        <w:pStyle w:val="ListBullet"/>
+        <w:spacing w:line="240" w:lineRule="auto"/>
+        <w:ind w:left="1440"/>
+      </w:pPr>
+      <w:r>
+        <w:rPr>
+          <w:lang w:val="en_US" w:bidi="en_US"/>
+        </w:rPr>
+      </w:r>
+      <w:r>
+        <w:rPr>
+          <w:lang w:val="en_US" w:bidi="en_US"/>
+        </w:rPr>
+        <w:t>First Peter</w:t>
+      </w:r>
+      <w:r>
+        <w:rPr>
+          <w:lang w:val="en_US" w:bidi="en_US"/>
+        </w:rPr>
+        <w:t>,</w:t>
+      </w:r>
+    </w:p>
+    <w:p>
+      <w:pPr>
+        <w:pStyle w:val="ListBullet"/>
+        <w:spacing w:line="240" w:lineRule="auto"/>
+        <w:ind w:left="1440"/>
+      </w:pPr>
+      <w:r>
+        <w:rPr>
+          <w:lang w:val="en_US" w:bidi="en_US"/>
+        </w:rPr>
+      </w:r>
+      <w:r>
+        <w:rPr>
+          <w:lang w:val="en_US" w:bidi="en_US"/>
+        </w:rPr>
+        <w:t>Second Peter</w:t>
+      </w:r>
+      <w:r>
+        <w:rPr>
+          <w:lang w:val="en_US" w:bidi="en_US"/>
+        </w:rPr>
+        <w:t>,</w:t>
+      </w:r>
+    </w:p>
+    <w:p>
+      <w:pPr>
+        <w:pStyle w:val="ListBullet"/>
+        <w:spacing w:line="240" w:lineRule="auto"/>
+        <w:ind w:left="1440"/>
+      </w:pPr>
+      <w:r>
+        <w:rPr>
+          <w:lang w:val="en_US" w:bidi="en_US"/>
+        </w:rPr>
+      </w:r>
+      <w:r>
+        <w:rPr>
+          <w:lang w:val="en_US" w:bidi="en_US"/>
+        </w:rPr>
+        <w:t>First John</w:t>
+      </w:r>
+      <w:r>
+        <w:rPr>
+          <w:lang w:val="en_US" w:bidi="en_US"/>
+        </w:rPr>
+        <w:t>,</w:t>
+      </w:r>
+    </w:p>
+    <w:p>
+      <w:pPr>
+        <w:pStyle w:val="ListBullet"/>
+        <w:spacing w:line="240" w:lineRule="auto"/>
+        <w:ind w:left="1440"/>
+      </w:pPr>
+      <w:r>
+        <w:rPr>
+          <w:lang w:val="en_US" w:bidi="en_US"/>
+        </w:rPr>
+      </w:r>
+      <w:r>
+        <w:rPr>
+          <w:lang w:val="en_US" w:bidi="en_US"/>
+        </w:rPr>
+        <w:t>Second John</w:t>
+      </w:r>
+      <w:r>
+        <w:rPr>
+          <w:lang w:val="en_US" w:bidi="en_US"/>
+        </w:rPr>
+        <w:t>,</w:t>
+      </w:r>
+    </w:p>
+    <w:p>
+      <w:pPr>
+        <w:pStyle w:val="ListBullet"/>
+        <w:spacing w:line="240" w:lineRule="auto"/>
+        <w:ind w:left="1440"/>
+      </w:pPr>
+      <w:r>
+        <w:rPr>
+          <w:lang w:val="en_US" w:bidi="en_US"/>
+        </w:rPr>
+      </w:r>
+      <w:r>
+        <w:rPr>
+          <w:lang w:val="en_US" w:bidi="en_US"/>
+        </w:rPr>
+        <w:t>Third John</w:t>
+      </w:r>
+      <w:r>
+        <w:rPr>
+          <w:lang w:val="en_US" w:bidi="en_US"/>
+        </w:rPr>
+        <w:t xml:space="preserve">, </w:t>
+      </w:r>
+    </w:p>
+    <w:p>
+      <w:pPr>
+        <w:pStyle w:val="ListBullet"/>
+        <w:spacing w:line="240" w:lineRule="auto"/>
+        <w:ind w:left="1440"/>
+      </w:pPr>
+      <w:r>
+        <w:rPr>
+          <w:lang w:val="en_US" w:bidi="en_US"/>
+        </w:rPr>
+      </w:r>
+      <w:r>
+        <w:rPr>
+          <w:lang w:val="en_US" w:bidi="en_US"/>
+        </w:rPr>
+        <w:t>Jude</w:t>
+      </w:r>
+      <w:r>
+        <w:rPr>
+          <w:lang w:val="en_US" w:bidi="en_US"/>
+        </w:rPr>
+        <w:t>; and lastly</w:t>
       </w:r>
     </w:p>
     <w:p>
@@ -31552,21 +31685,33 @@
         <w:rPr>
           <w:lang w:val="en_US" w:bidi="en_US"/>
         </w:rPr>
-        <w:t>The last book of the New Testament is Revelation (a book of visions and hope for the future).</w:t>
-      </w:r>
-    </w:p>
-    <w:p>
-      <w:pPr/>
-      <w:r>
-        <w:rPr>
-          <w:lang w:val="en_US" w:bidi="en_US"/>
-        </w:rPr>
-      </w:r>
-      <w:r>
-        <w:rPr>
-          <w:lang w:val="en_US" w:bidi="en_US"/>
-        </w:rPr>
-        <w:t>The New Testament was written in Greek and focuses on God’s work through Jesus to bring salvation (rescue from sin and its effects).</w:t>
+        <w:t xml:space="preserve">the </w:t>
+      </w:r>
+      <w:r>
+        <w:rPr>
+          <w:lang w:val="en_US" w:bidi="en_US"/>
+        </w:rPr>
+        <w:t>book of Revelation</w:t>
+      </w:r>
+      <w:r>
+        <w:rPr>
+          <w:lang w:val="en_US" w:bidi="en_US"/>
+        </w:rPr>
+        <w:t>.</w:t>
+      </w:r>
+    </w:p>
+    <w:p>
+      <w:pPr/>
+      <w:r>
+        <w:rPr>
+          <w:lang w:val="en_US" w:bidi="en_US"/>
+        </w:rPr>
+      </w:r>
+      <w:r>
+        <w:rPr>
+          <w:lang w:val="en_US" w:bidi="en_US"/>
+        </w:rPr>
+        <w:t>The New Testament was written in Greek and focuses on God’s work through Jesus to bring salvation.</w:t>
       </w:r>
     </w:p>
     <w:p>
@@ -31594,6 +31739,37 @@
           <w:lang w:val="en_US" w:bidi="en_US"/>
         </w:rPr>
         <w:t>Bible</w:t>
+      </w:r>
+      <w:r>
+        <w:rPr>
+          <w:lang w:val="en_US" w:bidi="en_US"/>
+        </w:rPr>
+        <w:t xml:space="preserve">; </w:t>
+      </w:r>
+      <w:r>
+        <w:rPr>
+          <w:i/>
+          <w:lang w:val="en_US" w:bidi="en_US"/>
+        </w:rPr>
+        <w:t xml:space="preserve">see also </w:t>
+      </w:r>
+      <w:r>
+        <w:rPr>
+          <w:lang w:val="en_US" w:bidi="en_US"/>
+        </w:rPr>
+        <w:t>The Bible, Manuscripts, and Text of the New Testament</w:t>
+      </w:r>
+      <w:r>
+        <w:rPr>
+          <w:lang w:val="en_US" w:bidi="en_US"/>
+        </w:rPr>
+        <w:t xml:space="preserve">; </w:t>
+      </w:r>
+      <w:r>
+        <w:rPr>
+          <w:lang w:val="en_US" w:bidi="en_US"/>
+        </w:rPr>
+        <w:t>Bible: Old Testament Quotes in the New Testament</w:t>
       </w:r>
       <w:r>
         <w:rPr>

--- a/eng/docx/014.content.docx
+++ b/eng/docx/014.content.docx
@@ -29485,7 +29485,7 @@
         <w:rPr>
           <w:lang w:val="en_US" w:bidi="en_US"/>
         </w:rPr>
-        <w:t>A phrase that appears only twice in the Bible, once near the beginning and once near the end of the book of Revelation (</w:t>
+        <w:t>The phrase “New Jerusalem” appears only twice in the Bible. Both times, it appears in the book of Revelation—once near the beginning and once near the end (</w:t>
       </w:r>
       <w:hyperlink r:id="rId542">
         <w:r>

--- a/eng/docx/014.content.docx
+++ b/eng/docx/014.content.docx
@@ -4179,7 +4179,7 @@
         <w:rPr>
           <w:lang w:val="en_US" w:bidi="en_US"/>
         </w:rPr>
-        <w:t>Judahite chief and the brother of Hodiah’s wife (</w:t>
+        <w:t>Naham was a man from the tribe of Judah. He was the brother of Hodiah’s wife (</w:t>
       </w:r>
       <w:hyperlink r:id="rId75">
         <w:r>
@@ -4190,7 +4190,7 @@
             <w:color w:val="0000EE"/>
             <w:u w:val="single"/>
           </w:rPr>
-          <w:t>1 Chr 4:19</w:t>
+          <w:t>1 Chronicles 4:19</w:t>
         </w:r>
       </w:hyperlink>
       <w:r>
@@ -15304,7 +15304,7 @@
         <w:rPr>
           <w:lang w:val="en_US" w:bidi="en_US"/>
         </w:rPr>
-        <w:t>Son of Jeconiah (nlt “Jehoiachin”), king of Judah (</w:t>
+        <w:t>Nedabiah was the son of Jeconiah, the king of Judah (</w:t>
       </w:r>
       <w:hyperlink r:id="rId350">
         <w:r>
@@ -15315,7 +15315,7 @@
             <w:color w:val="0000EE"/>
             <w:u w:val="single"/>
           </w:rPr>
-          <w:t>1 Chr 3:18</w:t>
+          <w:t>1 Chronicles 3:18</w:t>
         </w:r>
       </w:hyperlink>
       <w:r>
@@ -18973,7 +18973,7 @@
         <w:rPr>
           <w:lang w:val="en_US" w:bidi="en_US"/>
         </w:rPr>
-        <w:t>KJV spelling of Naphish, Ishmael’s son (</w:t>
+        <w:t>Nephish is the King James Version spelling of Naphish, Ishmael’s son (</w:t>
       </w:r>
       <w:hyperlink r:id="rId124">
         <w:r>
@@ -18984,7 +18984,7 @@
             <w:color w:val="0000EE"/>
             <w:u w:val="single"/>
           </w:rPr>
-          <w:t>1 Chr 5:19</w:t>
+          <w:t>1 Chronicles 5:19</w:t>
         </w:r>
       </w:hyperlink>
       <w:r>
@@ -18992,6 +18992,14 @@
           <w:lang w:val="en_US" w:bidi="en_US"/>
         </w:rPr>
         <w:t xml:space="preserve">). </w:t>
+      </w:r>
+    </w:p>
+    <w:p>
+      <w:pPr/>
+      <w:r>
+        <w:rPr>
+          <w:lang w:val="en_US" w:bidi="en_US"/>
+        </w:rPr>
       </w:r>
       <w:r>
         <w:rPr>
@@ -43418,7 +43426,7 @@
         <w:rPr>
           <w:lang w:val="en_US" w:bidi="en_US"/>
         </w:rPr>
-        <w:t xml:space="preserve">KJV form of Nun, Joshua’s father, in </w:t>
+        <w:t xml:space="preserve">Non is the King James Version form of Nun, Joshua’s father, in </w:t>
       </w:r>
       <w:hyperlink r:id="rId919">
         <w:r>
@@ -43438,6 +43446,14 @@
         </w:rPr>
         <w:t xml:space="preserve">. </w:t>
       </w:r>
+    </w:p>
+    <w:p>
+      <w:pPr/>
+      <w:r>
+        <w:rPr>
+          <w:lang w:val="en_US" w:bidi="en_US"/>
+        </w:rPr>
+      </w:r>
       <w:r>
         <w:rPr>
           <w:i/>
@@ -43509,7 +43525,15 @@
         <w:rPr>
           <w:lang w:val="en_US" w:bidi="en_US"/>
         </w:rPr>
-        <w:t xml:space="preserve">KJV translation of the Hebrew word for Memphis (Egypt). </w:t>
+        <w:t>Noph is the King James Version translation of the Hebrew word for Memphis, an ancient city in Egypt. The Hebrew text uses the name Noph.</w:t>
+      </w:r>
+    </w:p>
+    <w:p>
+      <w:pPr/>
+      <w:r>
+        <w:rPr>
+          <w:lang w:val="en_US" w:bidi="en_US"/>
+        </w:rPr>
       </w:r>
       <w:r>
         <w:rPr>
